--- a/media/R4444/output_dir/bg/测评完成情况.docx
+++ b/media/R4444/output_dir/bg/测评完成情况.docx
@@ -816,7 +816,7 @@
           <w:sz w:val="24"/>
           <w:szCs w:val="24"/>
         </w:rPr>
-        <w:t xml:space="preserve">10</w:t>
+        <w:t xml:space="preserve">13</w:t>
       </w:r>
       <w:r>
         <w:rPr>
@@ -832,7 +832,7 @@
           <w:sz w:val="24"/>
           <w:szCs w:val="24"/>
         </w:rPr>
-        <w:t xml:space="preserve">功能测试、文档审查、静态分析、代码审查</w:t>
+        <w:t xml:space="preserve">代码审查、文档审查、功能测试、静态分析</w:t>
       </w:r>
       <w:r>
         <w:rPr>
@@ -1031,7 +1031,7 @@
           <w:sz w:val="24"/>
           <w:szCs w:val="24"/>
         </w:rPr>
-        <w:t xml:space="preserve">10</w:t>
+        <w:t xml:space="preserve">13</w:t>
       </w:r>
       <w:r>
         <w:rPr>
@@ -1190,7 +1190,7 @@
           <w:sz w:val="24"/>
           <w:szCs w:val="24"/>
         </w:rPr>
-        <w:t xml:space="preserve">2</w:t>
+        <w:t xml:space="preserve">3</w:t>
       </w:r>
       <w:r>
         <w:rPr>
